--- a/sp3t/w13/P03.piRoverKeyboard.docx
+++ b/sp3t/w13/P03.piRoverKeyboard.docx
@@ -1,6 +1,6 @@
 
 <file path=word/document.xml><?xml version="1.0" encoding="utf-8"?>
-<w:document xmlns:wpc="http://schemas.microsoft.com/office/word/2010/wordprocessingCanvas" xmlns:cx="http://schemas.microsoft.com/office/drawing/2014/chartex" xmlns:cx1="http://schemas.microsoft.com/office/drawing/2015/9/8/chartex" xmlns:cx2="http://schemas.microsoft.com/office/drawing/2015/10/21/chartex" xmlns:cx3="http://schemas.microsoft.com/office/drawing/2016/5/9/chartex" xmlns:cx4="http://schemas.microsoft.com/office/drawing/2016/5/10/chartex" xmlns:cx5="http://schemas.microsoft.com/office/drawing/2016/5/11/chartex" xmlns:cx6="http://schemas.microsoft.com/office/drawing/2016/5/12/chartex" xmlns:cx7="http://schemas.microsoft.com/office/drawing/2016/5/13/chartex" xmlns:cx8="http://schemas.microsoft.com/office/drawing/2016/5/14/chartex" xmlns:mc="http://schemas.openxmlformats.org/markup-compatibility/2006" xmlns:aink="http://schemas.microsoft.com/office/drawing/2016/ink" xmlns:am3d="http://schemas.microsoft.com/office/drawing/2017/model3d" xmlns:o="urn:schemas-microsoft-com:office:office" xmlns:oel="http://schemas.microsoft.com/office/2019/extlst" xmlns:r="http://schemas.openxmlformats.org/officeDocument/2006/relationships" xmlns:m="http://schemas.openxmlformats.org/officeDocument/2006/math" xmlns:v="urn:schemas-microsoft-com:vml" xmlns:wp14="http://schemas.microsoft.com/office/word/2010/wordprocessingDrawing" xmlns:wp="http://schemas.openxmlformats.org/drawingml/2006/wordprocessingDrawing" xmlns:w10="urn:schemas-microsoft-com:office:word" xmlns:w="http://schemas.openxmlformats.org/wordprocessingml/2006/main" xmlns:w14="http://schemas.microsoft.com/office/word/2010/wordml" xmlns:w15="http://schemas.microsoft.com/office/word/2012/wordml" xmlns:w16cex="http://schemas.microsoft.com/office/word/2018/wordml/cex" xmlns:w16cid="http://schemas.microsoft.com/office/word/2016/wordml/cid" xmlns:w16="http://schemas.microsoft.com/office/word/2018/wordml" xmlns:w16sdtdh="http://schemas.microsoft.com/office/word/2020/wordml/sdtdatahash" xmlns:w16se="http://schemas.microsoft.com/office/word/2015/wordml/symex" xmlns:wpg="http://schemas.microsoft.com/office/word/2010/wordprocessingGroup" xmlns:wpi="http://schemas.microsoft.com/office/word/2010/wordprocessingInk" xmlns:wne="http://schemas.microsoft.com/office/word/2006/wordml" xmlns:wps="http://schemas.microsoft.com/office/word/2010/wordprocessingShape" mc:Ignorable="w14 w15 w16se w16cid w16 w16cex w16sdtdh wp14">
+<w:document xmlns:wpc="http://schemas.microsoft.com/office/word/2010/wordprocessingCanvas" xmlns:cx="http://schemas.microsoft.com/office/drawing/2014/chartex" xmlns:cx1="http://schemas.microsoft.com/office/drawing/2015/9/8/chartex" xmlns:cx2="http://schemas.microsoft.com/office/drawing/2015/10/21/chartex" xmlns:cx3="http://schemas.microsoft.com/office/drawing/2016/5/9/chartex" xmlns:cx4="http://schemas.microsoft.com/office/drawing/2016/5/10/chartex" xmlns:cx5="http://schemas.microsoft.com/office/drawing/2016/5/11/chartex" xmlns:cx6="http://schemas.microsoft.com/office/drawing/2016/5/12/chartex" xmlns:cx7="http://schemas.microsoft.com/office/drawing/2016/5/13/chartex" xmlns:cx8="http://schemas.microsoft.com/office/drawing/2016/5/14/chartex" xmlns:mc="http://schemas.openxmlformats.org/markup-compatibility/2006" xmlns:aink="http://schemas.microsoft.com/office/drawing/2016/ink" xmlns:am3d="http://schemas.microsoft.com/office/drawing/2017/model3d" xmlns:o="urn:schemas-microsoft-com:office:office" xmlns:oel="http://schemas.microsoft.com/office/2019/extlst" xmlns:r="http://schemas.openxmlformats.org/officeDocument/2006/relationships" xmlns:m="http://schemas.openxmlformats.org/officeDocument/2006/math" xmlns:v="urn:schemas-microsoft-com:vml" xmlns:wp14="http://schemas.microsoft.com/office/word/2010/wordprocessingDrawing" xmlns:wp="http://schemas.openxmlformats.org/drawingml/2006/wordprocessingDrawing" xmlns:w10="urn:schemas-microsoft-com:office:word" xmlns:w="http://schemas.openxmlformats.org/wordprocessingml/2006/main" xmlns:w14="http://schemas.microsoft.com/office/word/2010/wordml" xmlns:w15="http://schemas.microsoft.com/office/word/2012/wordml" xmlns:w16cex="http://schemas.microsoft.com/office/word/2018/wordml/cex" xmlns:w16cid="http://schemas.microsoft.com/office/word/2016/wordml/cid" xmlns:w16="http://schemas.microsoft.com/office/word/2018/wordml" xmlns:w16du="http://schemas.microsoft.com/office/word/2023/wordml/word16du" xmlns:w16sdtdh="http://schemas.microsoft.com/office/word/2020/wordml/sdtdatahash" xmlns:w16se="http://schemas.microsoft.com/office/word/2015/wordml/symex" xmlns:wpg="http://schemas.microsoft.com/office/word/2010/wordprocessingGroup" xmlns:wpi="http://schemas.microsoft.com/office/word/2010/wordprocessingInk" xmlns:wne="http://schemas.microsoft.com/office/word/2006/wordml" xmlns:wps="http://schemas.microsoft.com/office/word/2010/wordprocessingShape" mc:Ignorable="w14 w15 w16se w16cid w16 w16cex w16sdtdh w16du wp14">
   <w:body>
     <w:p>
       <w:pPr>
@@ -64,7 +64,7 @@
         <w:rPr>
           <w:rFonts w:cs="Cavolini"/>
         </w:rPr>
-        <w:t>3</w:t>
+        <w:t>4</w:t>
       </w:r>
     </w:p>
     <w:p>
@@ -110,7 +110,10 @@
     </w:p>
     <w:p>
       <w:r>
-        <w:t>You’ll use the key definition</w:t>
+        <w:t>You will</w:t>
+      </w:r>
+      <w:r>
+        <w:t xml:space="preserve"> use the key definition</w:t>
       </w:r>
       <w:r>
         <w:t>s</w:t>
@@ -119,8 +122,13 @@
         <w:t xml:space="preserve"> specified by you in the earlier requirements document</w:t>
       </w:r>
       <w:r>
-        <w:t xml:space="preserve"> and connect the various component modules so that the piRover system can be fully tested</w:t>
-      </w:r>
+        <w:t xml:space="preserve"> and connect the various component modules so that the piRover system can be fully </w:t>
+      </w:r>
+      <w:proofErr w:type="gramStart"/>
+      <w:r>
+        <w:t>tested</w:t>
+      </w:r>
+      <w:proofErr w:type="gramEnd"/>
       <w:r>
         <w:t xml:space="preserve"> without use of the smartphone</w:t>
       </w:r>
@@ -183,7 +191,15 @@
         <w:t xml:space="preserve">Actions for each smartphone input are specified. </w:t>
       </w:r>
       <w:r>
-        <w:t>Note that some functions are different than what Yahboom had originally programmed</w:t>
+        <w:t xml:space="preserve">Note that </w:t>
+      </w:r>
+      <w:proofErr w:type="gramStart"/>
+      <w:r>
+        <w:t>some</w:t>
+      </w:r>
+      <w:proofErr w:type="gramEnd"/>
+      <w:r>
+        <w:t xml:space="preserve"> functions are different than what Yahboom had originally programmed</w:t>
       </w:r>
       <w:r>
         <w:t>.</w:t>
@@ -321,7 +337,15 @@
         <w:t>able 1</w:t>
       </w:r>
       <w:r>
-        <w:t xml:space="preserve"> along with the required function. Note that some functions are different tha</w:t>
+        <w:t xml:space="preserve"> along with the required function. Note that </w:t>
+      </w:r>
+      <w:proofErr w:type="gramStart"/>
+      <w:r>
+        <w:t>some</w:t>
+      </w:r>
+      <w:proofErr w:type="gramEnd"/>
+      <w:r>
+        <w:t xml:space="preserve"> functions are different tha</w:t>
       </w:r>
       <w:r>
         <w:t>n what Yahboom had originally program</w:t>
@@ -1388,7 +1412,16 @@
               <w:contextualSpacing w:val="0"/>
             </w:pPr>
             <w:r>
-              <w:t>BEEPING with toggle</w:t>
+              <w:t xml:space="preserve">BEEPING </w:t>
+            </w:r>
+            <w:r>
+              <w:t xml:space="preserve">(continuous </w:t>
+            </w:r>
+            <w:r>
+              <w:t>with toggle</w:t>
+            </w:r>
+            <w:r>
+              <w:t>)</w:t>
             </w:r>
           </w:p>
         </w:tc>
@@ -1777,7 +1810,13 @@
               <w:t>BLUE DIM</w:t>
             </w:r>
             <w:r>
-              <w:t xml:space="preserve"> (values 0 to 255)</w:t>
+              <w:t xml:space="preserve"> (values 0 to </w:t>
+            </w:r>
+            <w:r>
+              <w:t>100</w:t>
+            </w:r>
+            <w:r>
+              <w:t>)</w:t>
             </w:r>
             <w:r>
               <w:t>*</w:t>
@@ -1859,7 +1898,13 @@
               <w:t>GREEN DIM</w:t>
             </w:r>
             <w:r>
-              <w:t xml:space="preserve"> (values 0 to 255)</w:t>
+              <w:t xml:space="preserve"> (values 0 to </w:t>
+            </w:r>
+            <w:r>
+              <w:t>100</w:t>
+            </w:r>
+            <w:r>
+              <w:t>)</w:t>
             </w:r>
             <w:r>
               <w:t>*</w:t>
@@ -1941,7 +1986,13 @@
               <w:t>RED DIM</w:t>
             </w:r>
             <w:r>
-              <w:t xml:space="preserve"> (values 0 to 255)</w:t>
+              <w:t xml:space="preserve"> (values 0 to </w:t>
+            </w:r>
+            <w:r>
+              <w:t>100</w:t>
+            </w:r>
+            <w:r>
+              <w:t>)</w:t>
             </w:r>
             <w:r>
               <w:t>*</w:t>
@@ -2306,7 +2357,15 @@
         <w:jc w:val="center"/>
       </w:pPr>
       <w:r>
-        <w:t xml:space="preserve">* NOTE: Test LED toggle functions first. Then test dimming functionality. </w:t>
+        <w:t xml:space="preserve">* NOTE: Test LED toggle functions first. Then </w:t>
+      </w:r>
+      <w:proofErr w:type="gramStart"/>
+      <w:r>
+        <w:t>test</w:t>
+      </w:r>
+      <w:proofErr w:type="gramEnd"/>
+      <w:r>
+        <w:t xml:space="preserve"> dimming functionality. </w:t>
       </w:r>
       <w:r>
         <w:t>Once the dimmer input is used to control</w:t>
@@ -2439,14 +2498,27 @@
       <w:r>
         <w:t xml:space="preserve">Figure </w:t>
       </w:r>
-      <w:fldSimple w:instr=" SEQ Figure \* ARABIC ">
-        <w:r>
-          <w:rPr>
-            <w:noProof/>
-          </w:rPr>
-          <w:t>1</w:t>
-        </w:r>
-      </w:fldSimple>
+      <w:r>
+        <w:fldChar w:fldCharType="begin"/>
+      </w:r>
+      <w:r>
+        <w:instrText xml:space="preserve"> SEQ Figure \* ARABIC </w:instrText>
+      </w:r>
+      <w:r>
+        <w:fldChar w:fldCharType="separate"/>
+      </w:r>
+      <w:r>
+        <w:rPr>
+          <w:noProof/>
+        </w:rPr>
+        <w:t>1</w:t>
+      </w:r>
+      <w:r>
+        <w:rPr>
+          <w:noProof/>
+        </w:rPr>
+        <w:fldChar w:fldCharType="end"/>
+      </w:r>
     </w:p>
     <w:p>
       <w:pPr>
@@ -2462,10 +2534,18 @@
         <w:t>Review and r</w:t>
       </w:r>
       <w:r>
-        <w:t>evise your keyboard file so that the final buzzer module is used. T</w:t>
-      </w:r>
-      <w:r>
-        <w:t>est your buzzer functionality</w:t>
+        <w:t xml:space="preserve">evise your keyboard file so that the final buzzer module is used. </w:t>
+      </w:r>
+      <w:proofErr w:type="gramStart"/>
+      <w:r>
+        <w:t>T</w:t>
+      </w:r>
+      <w:r>
+        <w:t>est</w:t>
+      </w:r>
+      <w:proofErr w:type="gramEnd"/>
+      <w:r>
+        <w:t xml:space="preserve"> your buzzer functionality</w:t>
       </w:r>
       <w:r>
         <w:t>.</w:t>
@@ -2681,7 +2761,15 @@
         <w:t>drive</w:t>
       </w:r>
       <w:r>
-        <w:t xml:space="preserve"> module is used. Test your </w:t>
+        <w:t xml:space="preserve"> module is used. </w:t>
+      </w:r>
+      <w:proofErr w:type="gramStart"/>
+      <w:r>
+        <w:t>Test</w:t>
+      </w:r>
+      <w:proofErr w:type="gramEnd"/>
+      <w:r>
+        <w:t xml:space="preserve"> your </w:t>
       </w:r>
       <w:r>
         <w:t>drive</w:t>
@@ -2865,7 +2953,15 @@
         <w:t>servo</w:t>
       </w:r>
       <w:r>
-        <w:t xml:space="preserve"> module is used. Test your </w:t>
+        <w:t xml:space="preserve"> module is used. </w:t>
+      </w:r>
+      <w:proofErr w:type="gramStart"/>
+      <w:r>
+        <w:t>Test</w:t>
+      </w:r>
+      <w:proofErr w:type="gramEnd"/>
+      <w:r>
+        <w:t xml:space="preserve"> your </w:t>
       </w:r>
       <w:r>
         <w:t>servo</w:t>
@@ -3019,15 +3115,7 @@
         <w:contextualSpacing w:val="0"/>
       </w:pPr>
       <w:r>
-        <w:t xml:space="preserve">Implement the </w:t>
-      </w:r>
-      <w:proofErr w:type="gramStart"/>
-      <w:r>
-        <w:t>final version</w:t>
-      </w:r>
-      <w:proofErr w:type="gramEnd"/>
-      <w:r>
-        <w:t xml:space="preserve"> of piRover_led</w:t>
+        <w:t>Implement the final version of piRover_led</w:t>
       </w:r>
       <w:r>
         <w:t>.py that provides the features listed in Figure 4.</w:t>
@@ -3127,45 +3215,42 @@
         <w:contextualSpacing w:val="0"/>
       </w:pPr>
       <w:r>
-        <w:t xml:space="preserve">A dim function </w:t>
+        <w:t xml:space="preserve">A dim function is provided for each </w:t>
+      </w:r>
+      <w:r>
+        <w:t xml:space="preserve">and uses a </w:t>
+      </w:r>
+      <w:r>
+        <w:t>brightness</w:t>
+      </w:r>
+      <w:r>
+        <w:t xml:space="preserve"> parameter that requires a value between 0 and </w:t>
+      </w:r>
+      <w:r>
+        <w:t>100</w:t>
+      </w:r>
+      <w:r>
+        <w:t xml:space="preserve"> where 0 is off and </w:t>
+      </w:r>
+      <w:r>
+        <w:t>100</w:t>
+      </w:r>
+      <w:r>
+        <w:t xml:space="preserve"> is fully on.</w:t>
+      </w:r>
+      <w:r>
+        <w:t xml:space="preserve"> Note: </w:t>
       </w:r>
       <w:proofErr w:type="gramStart"/>
       <w:r>
-        <w:t>is provided</w:t>
+        <w:t>T</w:t>
+      </w:r>
+      <w:r>
+        <w:t>est</w:t>
       </w:r>
       <w:proofErr w:type="gramEnd"/>
       <w:r>
-        <w:t xml:space="preserve"> for each </w:t>
-      </w:r>
-      <w:r>
-        <w:t xml:space="preserve">and uses a </w:t>
-      </w:r>
-      <w:r>
-        <w:t>brightness</w:t>
-      </w:r>
-      <w:r>
-        <w:t xml:space="preserve"> parameter that requires a value between 0 and </w:t>
-      </w:r>
-      <w:r>
-        <w:t>100</w:t>
-      </w:r>
-      <w:r>
-        <w:t xml:space="preserve"> where 0 is off and </w:t>
-      </w:r>
-      <w:r>
-        <w:t>100</w:t>
-      </w:r>
-      <w:r>
-        <w:t xml:space="preserve"> is fully on.</w:t>
-      </w:r>
-      <w:r>
-        <w:t xml:space="preserve"> Note: </w:t>
-      </w:r>
-      <w:r>
-        <w:t>T</w:t>
-      </w:r>
-      <w:r>
-        <w:t xml:space="preserve">est the </w:t>
+        <w:t xml:space="preserve"> the </w:t>
       </w:r>
       <w:r>
         <w:t xml:space="preserve">dim functions last. This feature uses a </w:t>
@@ -3278,7 +3363,15 @@
         <w:t>LED</w:t>
       </w:r>
       <w:r>
-        <w:t xml:space="preserve"> module is used. Test your </w:t>
+        <w:t xml:space="preserve"> module is used. </w:t>
+      </w:r>
+      <w:proofErr w:type="gramStart"/>
+      <w:r>
+        <w:t>Test</w:t>
+      </w:r>
+      <w:proofErr w:type="gramEnd"/>
+      <w:r>
+        <w:t xml:space="preserve"> your </w:t>
       </w:r>
       <w:r>
         <w:t xml:space="preserve">RGB and LED </w:t>
@@ -3355,7 +3448,13 @@
         <w:contextualSpacing w:val="0"/>
       </w:pPr>
       <w:r>
-        <w:t xml:space="preserve">Zip your workingP03 folder. </w:t>
+        <w:t>Zip your w</w:t>
+      </w:r>
+      <w:r>
+        <w:t>eek</w:t>
+      </w:r>
+      <w:r>
+        <w:t xml:space="preserve">P03 folder. </w:t>
       </w:r>
       <w:r>
         <w:t>A</w:t>
@@ -3502,7 +3601,7 @@
 </file>
 
 <file path=word/endnotes.xml><?xml version="1.0" encoding="utf-8"?>
-<w:endnotes xmlns:wpc="http://schemas.microsoft.com/office/word/2010/wordprocessingCanvas" xmlns:cx="http://schemas.microsoft.com/office/drawing/2014/chartex" xmlns:cx1="http://schemas.microsoft.com/office/drawing/2015/9/8/chartex" xmlns:cx2="http://schemas.microsoft.com/office/drawing/2015/10/21/chartex" xmlns:cx3="http://schemas.microsoft.com/office/drawing/2016/5/9/chartex" xmlns:cx4="http://schemas.microsoft.com/office/drawing/2016/5/10/chartex" xmlns:cx5="http://schemas.microsoft.com/office/drawing/2016/5/11/chartex" xmlns:cx6="http://schemas.microsoft.com/office/drawing/2016/5/12/chartex" xmlns:cx7="http://schemas.microsoft.com/office/drawing/2016/5/13/chartex" xmlns:cx8="http://schemas.microsoft.com/office/drawing/2016/5/14/chartex" xmlns:mc="http://schemas.openxmlformats.org/markup-compatibility/2006" xmlns:aink="http://schemas.microsoft.com/office/drawing/2016/ink" xmlns:am3d="http://schemas.microsoft.com/office/drawing/2017/model3d" xmlns:o="urn:schemas-microsoft-com:office:office" xmlns:oel="http://schemas.microsoft.com/office/2019/extlst" xmlns:r="http://schemas.openxmlformats.org/officeDocument/2006/relationships" xmlns:m="http://schemas.openxmlformats.org/officeDocument/2006/math" xmlns:v="urn:schemas-microsoft-com:vml" xmlns:wp14="http://schemas.microsoft.com/office/word/2010/wordprocessingDrawing" xmlns:wp="http://schemas.openxmlformats.org/drawingml/2006/wordprocessingDrawing" xmlns:w10="urn:schemas-microsoft-com:office:word" xmlns:w="http://schemas.openxmlformats.org/wordprocessingml/2006/main" xmlns:w14="http://schemas.microsoft.com/office/word/2010/wordml" xmlns:w15="http://schemas.microsoft.com/office/word/2012/wordml" xmlns:w16cex="http://schemas.microsoft.com/office/word/2018/wordml/cex" xmlns:w16cid="http://schemas.microsoft.com/office/word/2016/wordml/cid" xmlns:w16="http://schemas.microsoft.com/office/word/2018/wordml" xmlns:w16sdtdh="http://schemas.microsoft.com/office/word/2020/wordml/sdtdatahash" xmlns:w16se="http://schemas.microsoft.com/office/word/2015/wordml/symex" xmlns:wpg="http://schemas.microsoft.com/office/word/2010/wordprocessingGroup" xmlns:wpi="http://schemas.microsoft.com/office/word/2010/wordprocessingInk" xmlns:wne="http://schemas.microsoft.com/office/word/2006/wordml" xmlns:wps="http://schemas.microsoft.com/office/word/2010/wordprocessingShape" mc:Ignorable="w14 w15 w16se w16cid w16 w16cex w16sdtdh wp14">
+<w:endnotes xmlns:wpc="http://schemas.microsoft.com/office/word/2010/wordprocessingCanvas" xmlns:cx="http://schemas.microsoft.com/office/drawing/2014/chartex" xmlns:cx1="http://schemas.microsoft.com/office/drawing/2015/9/8/chartex" xmlns:cx2="http://schemas.microsoft.com/office/drawing/2015/10/21/chartex" xmlns:cx3="http://schemas.microsoft.com/office/drawing/2016/5/9/chartex" xmlns:cx4="http://schemas.microsoft.com/office/drawing/2016/5/10/chartex" xmlns:cx5="http://schemas.microsoft.com/office/drawing/2016/5/11/chartex" xmlns:cx6="http://schemas.microsoft.com/office/drawing/2016/5/12/chartex" xmlns:cx7="http://schemas.microsoft.com/office/drawing/2016/5/13/chartex" xmlns:cx8="http://schemas.microsoft.com/office/drawing/2016/5/14/chartex" xmlns:mc="http://schemas.openxmlformats.org/markup-compatibility/2006" xmlns:aink="http://schemas.microsoft.com/office/drawing/2016/ink" xmlns:am3d="http://schemas.microsoft.com/office/drawing/2017/model3d" xmlns:o="urn:schemas-microsoft-com:office:office" xmlns:oel="http://schemas.microsoft.com/office/2019/extlst" xmlns:r="http://schemas.openxmlformats.org/officeDocument/2006/relationships" xmlns:m="http://schemas.openxmlformats.org/officeDocument/2006/math" xmlns:v="urn:schemas-microsoft-com:vml" xmlns:wp14="http://schemas.microsoft.com/office/word/2010/wordprocessingDrawing" xmlns:wp="http://schemas.openxmlformats.org/drawingml/2006/wordprocessingDrawing" xmlns:w10="urn:schemas-microsoft-com:office:word" xmlns:w="http://schemas.openxmlformats.org/wordprocessingml/2006/main" xmlns:w14="http://schemas.microsoft.com/office/word/2010/wordml" xmlns:w15="http://schemas.microsoft.com/office/word/2012/wordml" xmlns:w16cex="http://schemas.microsoft.com/office/word/2018/wordml/cex" xmlns:w16cid="http://schemas.microsoft.com/office/word/2016/wordml/cid" xmlns:w16="http://schemas.microsoft.com/office/word/2018/wordml" xmlns:w16du="http://schemas.microsoft.com/office/word/2023/wordml/word16du" xmlns:w16sdtdh="http://schemas.microsoft.com/office/word/2020/wordml/sdtdatahash" xmlns:w16se="http://schemas.microsoft.com/office/word/2015/wordml/symex" xmlns:wpg="http://schemas.microsoft.com/office/word/2010/wordprocessingGroup" xmlns:wpi="http://schemas.microsoft.com/office/word/2010/wordprocessingInk" xmlns:wne="http://schemas.microsoft.com/office/word/2006/wordml" xmlns:wps="http://schemas.microsoft.com/office/word/2010/wordprocessingShape" mc:Ignorable="w14 w15 w16se w16cid w16 w16cex w16sdtdh w16du wp14">
   <w:endnote w:type="separator" w:id="-1">
     <w:p>
       <w:pPr>
@@ -3534,7 +3633,7 @@
 </file>
 
 <file path=word/footer1.xml><?xml version="1.0" encoding="utf-8"?>
-<w:ftr xmlns:wpc="http://schemas.microsoft.com/office/word/2010/wordprocessingCanvas" xmlns:cx="http://schemas.microsoft.com/office/drawing/2014/chartex" xmlns:cx1="http://schemas.microsoft.com/office/drawing/2015/9/8/chartex" xmlns:cx2="http://schemas.microsoft.com/office/drawing/2015/10/21/chartex" xmlns:cx3="http://schemas.microsoft.com/office/drawing/2016/5/9/chartex" xmlns:cx4="http://schemas.microsoft.com/office/drawing/2016/5/10/chartex" xmlns:cx5="http://schemas.microsoft.com/office/drawing/2016/5/11/chartex" xmlns:cx6="http://schemas.microsoft.com/office/drawing/2016/5/12/chartex" xmlns:cx7="http://schemas.microsoft.com/office/drawing/2016/5/13/chartex" xmlns:cx8="http://schemas.microsoft.com/office/drawing/2016/5/14/chartex" xmlns:mc="http://schemas.openxmlformats.org/markup-compatibility/2006" xmlns:aink="http://schemas.microsoft.com/office/drawing/2016/ink" xmlns:am3d="http://schemas.microsoft.com/office/drawing/2017/model3d" xmlns:o="urn:schemas-microsoft-com:office:office" xmlns:oel="http://schemas.microsoft.com/office/2019/extlst" xmlns:r="http://schemas.openxmlformats.org/officeDocument/2006/relationships" xmlns:m="http://schemas.openxmlformats.org/officeDocument/2006/math" xmlns:v="urn:schemas-microsoft-com:vml" xmlns:wp14="http://schemas.microsoft.com/office/word/2010/wordprocessingDrawing" xmlns:wp="http://schemas.openxmlformats.org/drawingml/2006/wordprocessingDrawing" xmlns:w10="urn:schemas-microsoft-com:office:word" xmlns:w="http://schemas.openxmlformats.org/wordprocessingml/2006/main" xmlns:w14="http://schemas.microsoft.com/office/word/2010/wordml" xmlns:w15="http://schemas.microsoft.com/office/word/2012/wordml" xmlns:w16cex="http://schemas.microsoft.com/office/word/2018/wordml/cex" xmlns:w16cid="http://schemas.microsoft.com/office/word/2016/wordml/cid" xmlns:w16="http://schemas.microsoft.com/office/word/2018/wordml" xmlns:w16sdtdh="http://schemas.microsoft.com/office/word/2020/wordml/sdtdatahash" xmlns:w16se="http://schemas.microsoft.com/office/word/2015/wordml/symex" xmlns:wpg="http://schemas.microsoft.com/office/word/2010/wordprocessingGroup" xmlns:wpi="http://schemas.microsoft.com/office/word/2010/wordprocessingInk" xmlns:wne="http://schemas.microsoft.com/office/word/2006/wordml" xmlns:wps="http://schemas.microsoft.com/office/word/2010/wordprocessingShape" mc:Ignorable="w14 w15 w16se w16cid w16 w16cex w16sdtdh wp14">
+<w:ftr xmlns:wpc="http://schemas.microsoft.com/office/word/2010/wordprocessingCanvas" xmlns:cx="http://schemas.microsoft.com/office/drawing/2014/chartex" xmlns:cx1="http://schemas.microsoft.com/office/drawing/2015/9/8/chartex" xmlns:cx2="http://schemas.microsoft.com/office/drawing/2015/10/21/chartex" xmlns:cx3="http://schemas.microsoft.com/office/drawing/2016/5/9/chartex" xmlns:cx4="http://schemas.microsoft.com/office/drawing/2016/5/10/chartex" xmlns:cx5="http://schemas.microsoft.com/office/drawing/2016/5/11/chartex" xmlns:cx6="http://schemas.microsoft.com/office/drawing/2016/5/12/chartex" xmlns:cx7="http://schemas.microsoft.com/office/drawing/2016/5/13/chartex" xmlns:cx8="http://schemas.microsoft.com/office/drawing/2016/5/14/chartex" xmlns:mc="http://schemas.openxmlformats.org/markup-compatibility/2006" xmlns:aink="http://schemas.microsoft.com/office/drawing/2016/ink" xmlns:am3d="http://schemas.microsoft.com/office/drawing/2017/model3d" xmlns:o="urn:schemas-microsoft-com:office:office" xmlns:oel="http://schemas.microsoft.com/office/2019/extlst" xmlns:r="http://schemas.openxmlformats.org/officeDocument/2006/relationships" xmlns:m="http://schemas.openxmlformats.org/officeDocument/2006/math" xmlns:v="urn:schemas-microsoft-com:vml" xmlns:wp14="http://schemas.microsoft.com/office/word/2010/wordprocessingDrawing" xmlns:wp="http://schemas.openxmlformats.org/drawingml/2006/wordprocessingDrawing" xmlns:w10="urn:schemas-microsoft-com:office:word" xmlns:w="http://schemas.openxmlformats.org/wordprocessingml/2006/main" xmlns:w14="http://schemas.microsoft.com/office/word/2010/wordml" xmlns:w15="http://schemas.microsoft.com/office/word/2012/wordml" xmlns:w16cex="http://schemas.microsoft.com/office/word/2018/wordml/cex" xmlns:w16cid="http://schemas.microsoft.com/office/word/2016/wordml/cid" xmlns:w16="http://schemas.microsoft.com/office/word/2018/wordml" xmlns:w16du="http://schemas.microsoft.com/office/word/2023/wordml/word16du" xmlns:w16sdtdh="http://schemas.microsoft.com/office/word/2020/wordml/sdtdatahash" xmlns:w16se="http://schemas.microsoft.com/office/word/2015/wordml/symex" xmlns:wpg="http://schemas.microsoft.com/office/word/2010/wordprocessingGroup" xmlns:wpi="http://schemas.microsoft.com/office/word/2010/wordprocessingInk" xmlns:wne="http://schemas.microsoft.com/office/word/2006/wordml" xmlns:wps="http://schemas.microsoft.com/office/word/2010/wordprocessingShape" mc:Ignorable="w14 w15 w16se w16cid w16 w16cex w16sdtdh w16du wp14">
   <w:sdt>
     <w:sdtPr>
       <w:id w:val="973801655"/>
@@ -3603,7 +3702,7 @@
 </file>
 
 <file path=word/footnotes.xml><?xml version="1.0" encoding="utf-8"?>
-<w:footnotes xmlns:wpc="http://schemas.microsoft.com/office/word/2010/wordprocessingCanvas" xmlns:cx="http://schemas.microsoft.com/office/drawing/2014/chartex" xmlns:cx1="http://schemas.microsoft.com/office/drawing/2015/9/8/chartex" xmlns:cx2="http://schemas.microsoft.com/office/drawing/2015/10/21/chartex" xmlns:cx3="http://schemas.microsoft.com/office/drawing/2016/5/9/chartex" xmlns:cx4="http://schemas.microsoft.com/office/drawing/2016/5/10/chartex" xmlns:cx5="http://schemas.microsoft.com/office/drawing/2016/5/11/chartex" xmlns:cx6="http://schemas.microsoft.com/office/drawing/2016/5/12/chartex" xmlns:cx7="http://schemas.microsoft.com/office/drawing/2016/5/13/chartex" xmlns:cx8="http://schemas.microsoft.com/office/drawing/2016/5/14/chartex" xmlns:mc="http://schemas.openxmlformats.org/markup-compatibility/2006" xmlns:aink="http://schemas.microsoft.com/office/drawing/2016/ink" xmlns:am3d="http://schemas.microsoft.com/office/drawing/2017/model3d" xmlns:o="urn:schemas-microsoft-com:office:office" xmlns:oel="http://schemas.microsoft.com/office/2019/extlst" xmlns:r="http://schemas.openxmlformats.org/officeDocument/2006/relationships" xmlns:m="http://schemas.openxmlformats.org/officeDocument/2006/math" xmlns:v="urn:schemas-microsoft-com:vml" xmlns:wp14="http://schemas.microsoft.com/office/word/2010/wordprocessingDrawing" xmlns:wp="http://schemas.openxmlformats.org/drawingml/2006/wordprocessingDrawing" xmlns:w10="urn:schemas-microsoft-com:office:word" xmlns:w="http://schemas.openxmlformats.org/wordprocessingml/2006/main" xmlns:w14="http://schemas.microsoft.com/office/word/2010/wordml" xmlns:w15="http://schemas.microsoft.com/office/word/2012/wordml" xmlns:w16cex="http://schemas.microsoft.com/office/word/2018/wordml/cex" xmlns:w16cid="http://schemas.microsoft.com/office/word/2016/wordml/cid" xmlns:w16="http://schemas.microsoft.com/office/word/2018/wordml" xmlns:w16sdtdh="http://schemas.microsoft.com/office/word/2020/wordml/sdtdatahash" xmlns:w16se="http://schemas.microsoft.com/office/word/2015/wordml/symex" xmlns:wpg="http://schemas.microsoft.com/office/word/2010/wordprocessingGroup" xmlns:wpi="http://schemas.microsoft.com/office/word/2010/wordprocessingInk" xmlns:wne="http://schemas.microsoft.com/office/word/2006/wordml" xmlns:wps="http://schemas.microsoft.com/office/word/2010/wordprocessingShape" mc:Ignorable="w14 w15 w16se w16cid w16 w16cex w16sdtdh wp14">
+<w:footnotes xmlns:wpc="http://schemas.microsoft.com/office/word/2010/wordprocessingCanvas" xmlns:cx="http://schemas.microsoft.com/office/drawing/2014/chartex" xmlns:cx1="http://schemas.microsoft.com/office/drawing/2015/9/8/chartex" xmlns:cx2="http://schemas.microsoft.com/office/drawing/2015/10/21/chartex" xmlns:cx3="http://schemas.microsoft.com/office/drawing/2016/5/9/chartex" xmlns:cx4="http://schemas.microsoft.com/office/drawing/2016/5/10/chartex" xmlns:cx5="http://schemas.microsoft.com/office/drawing/2016/5/11/chartex" xmlns:cx6="http://schemas.microsoft.com/office/drawing/2016/5/12/chartex" xmlns:cx7="http://schemas.microsoft.com/office/drawing/2016/5/13/chartex" xmlns:cx8="http://schemas.microsoft.com/office/drawing/2016/5/14/chartex" xmlns:mc="http://schemas.openxmlformats.org/markup-compatibility/2006" xmlns:aink="http://schemas.microsoft.com/office/drawing/2016/ink" xmlns:am3d="http://schemas.microsoft.com/office/drawing/2017/model3d" xmlns:o="urn:schemas-microsoft-com:office:office" xmlns:oel="http://schemas.microsoft.com/office/2019/extlst" xmlns:r="http://schemas.openxmlformats.org/officeDocument/2006/relationships" xmlns:m="http://schemas.openxmlformats.org/officeDocument/2006/math" xmlns:v="urn:schemas-microsoft-com:vml" xmlns:wp14="http://schemas.microsoft.com/office/word/2010/wordprocessingDrawing" xmlns:wp="http://schemas.openxmlformats.org/drawingml/2006/wordprocessingDrawing" xmlns:w10="urn:schemas-microsoft-com:office:word" xmlns:w="http://schemas.openxmlformats.org/wordprocessingml/2006/main" xmlns:w14="http://schemas.microsoft.com/office/word/2010/wordml" xmlns:w15="http://schemas.microsoft.com/office/word/2012/wordml" xmlns:w16cex="http://schemas.microsoft.com/office/word/2018/wordml/cex" xmlns:w16cid="http://schemas.microsoft.com/office/word/2016/wordml/cid" xmlns:w16="http://schemas.microsoft.com/office/word/2018/wordml" xmlns:w16du="http://schemas.microsoft.com/office/word/2023/wordml/word16du" xmlns:w16sdtdh="http://schemas.microsoft.com/office/word/2020/wordml/sdtdatahash" xmlns:w16se="http://schemas.microsoft.com/office/word/2015/wordml/symex" xmlns:wpg="http://schemas.microsoft.com/office/word/2010/wordprocessingGroup" xmlns:wpi="http://schemas.microsoft.com/office/word/2010/wordprocessingInk" xmlns:wne="http://schemas.microsoft.com/office/word/2006/wordml" xmlns:wps="http://schemas.microsoft.com/office/word/2010/wordprocessingShape" mc:Ignorable="w14 w15 w16se w16cid w16 w16cex w16sdtdh w16du wp14">
   <w:footnote w:type="separator" w:id="-1">
     <w:p>
       <w:pPr>
@@ -3635,7 +3734,7 @@
 </file>
 
 <file path=word/header1.xml><?xml version="1.0" encoding="utf-8"?>
-<w:hdr xmlns:wpc="http://schemas.microsoft.com/office/word/2010/wordprocessingCanvas" xmlns:cx="http://schemas.microsoft.com/office/drawing/2014/chartex" xmlns:cx1="http://schemas.microsoft.com/office/drawing/2015/9/8/chartex" xmlns:cx2="http://schemas.microsoft.com/office/drawing/2015/10/21/chartex" xmlns:cx3="http://schemas.microsoft.com/office/drawing/2016/5/9/chartex" xmlns:cx4="http://schemas.microsoft.com/office/drawing/2016/5/10/chartex" xmlns:cx5="http://schemas.microsoft.com/office/drawing/2016/5/11/chartex" xmlns:cx6="http://schemas.microsoft.com/office/drawing/2016/5/12/chartex" xmlns:cx7="http://schemas.microsoft.com/office/drawing/2016/5/13/chartex" xmlns:cx8="http://schemas.microsoft.com/office/drawing/2016/5/14/chartex" xmlns:mc="http://schemas.openxmlformats.org/markup-compatibility/2006" xmlns:aink="http://schemas.microsoft.com/office/drawing/2016/ink" xmlns:am3d="http://schemas.microsoft.com/office/drawing/2017/model3d" xmlns:o="urn:schemas-microsoft-com:office:office" xmlns:oel="http://schemas.microsoft.com/office/2019/extlst" xmlns:r="http://schemas.openxmlformats.org/officeDocument/2006/relationships" xmlns:m="http://schemas.openxmlformats.org/officeDocument/2006/math" xmlns:v="urn:schemas-microsoft-com:vml" xmlns:wp14="http://schemas.microsoft.com/office/word/2010/wordprocessingDrawing" xmlns:wp="http://schemas.openxmlformats.org/drawingml/2006/wordprocessingDrawing" xmlns:w10="urn:schemas-microsoft-com:office:word" xmlns:w="http://schemas.openxmlformats.org/wordprocessingml/2006/main" xmlns:w14="http://schemas.microsoft.com/office/word/2010/wordml" xmlns:w15="http://schemas.microsoft.com/office/word/2012/wordml" xmlns:w16cex="http://schemas.microsoft.com/office/word/2018/wordml/cex" xmlns:w16cid="http://schemas.microsoft.com/office/word/2016/wordml/cid" xmlns:w16="http://schemas.microsoft.com/office/word/2018/wordml" xmlns:w16sdtdh="http://schemas.microsoft.com/office/word/2020/wordml/sdtdatahash" xmlns:w16se="http://schemas.microsoft.com/office/word/2015/wordml/symex" xmlns:wpg="http://schemas.microsoft.com/office/word/2010/wordprocessingGroup" xmlns:wpi="http://schemas.microsoft.com/office/word/2010/wordprocessingInk" xmlns:wne="http://schemas.microsoft.com/office/word/2006/wordml" xmlns:wps="http://schemas.microsoft.com/office/word/2010/wordprocessingShape" mc:Ignorable="w14 w15 w16se w16cid w16 w16cex w16sdtdh wp14">
+<w:hdr xmlns:wpc="http://schemas.microsoft.com/office/word/2010/wordprocessingCanvas" xmlns:cx="http://schemas.microsoft.com/office/drawing/2014/chartex" xmlns:cx1="http://schemas.microsoft.com/office/drawing/2015/9/8/chartex" xmlns:cx2="http://schemas.microsoft.com/office/drawing/2015/10/21/chartex" xmlns:cx3="http://schemas.microsoft.com/office/drawing/2016/5/9/chartex" xmlns:cx4="http://schemas.microsoft.com/office/drawing/2016/5/10/chartex" xmlns:cx5="http://schemas.microsoft.com/office/drawing/2016/5/11/chartex" xmlns:cx6="http://schemas.microsoft.com/office/drawing/2016/5/12/chartex" xmlns:cx7="http://schemas.microsoft.com/office/drawing/2016/5/13/chartex" xmlns:cx8="http://schemas.microsoft.com/office/drawing/2016/5/14/chartex" xmlns:mc="http://schemas.openxmlformats.org/markup-compatibility/2006" xmlns:aink="http://schemas.microsoft.com/office/drawing/2016/ink" xmlns:am3d="http://schemas.microsoft.com/office/drawing/2017/model3d" xmlns:o="urn:schemas-microsoft-com:office:office" xmlns:oel="http://schemas.microsoft.com/office/2019/extlst" xmlns:r="http://schemas.openxmlformats.org/officeDocument/2006/relationships" xmlns:m="http://schemas.openxmlformats.org/officeDocument/2006/math" xmlns:v="urn:schemas-microsoft-com:vml" xmlns:wp14="http://schemas.microsoft.com/office/word/2010/wordprocessingDrawing" xmlns:wp="http://schemas.openxmlformats.org/drawingml/2006/wordprocessingDrawing" xmlns:w10="urn:schemas-microsoft-com:office:word" xmlns:w="http://schemas.openxmlformats.org/wordprocessingml/2006/main" xmlns:w14="http://schemas.microsoft.com/office/word/2010/wordml" xmlns:w15="http://schemas.microsoft.com/office/word/2012/wordml" xmlns:w16cex="http://schemas.microsoft.com/office/word/2018/wordml/cex" xmlns:w16cid="http://schemas.microsoft.com/office/word/2016/wordml/cid" xmlns:w16="http://schemas.microsoft.com/office/word/2018/wordml" xmlns:w16du="http://schemas.microsoft.com/office/word/2023/wordml/word16du" xmlns:w16sdtdh="http://schemas.microsoft.com/office/word/2020/wordml/sdtdatahash" xmlns:w16se="http://schemas.microsoft.com/office/word/2015/wordml/symex" xmlns:wpg="http://schemas.microsoft.com/office/word/2010/wordprocessingGroup" xmlns:wpi="http://schemas.microsoft.com/office/word/2010/wordprocessingInk" xmlns:wne="http://schemas.microsoft.com/office/word/2006/wordml" xmlns:wps="http://schemas.microsoft.com/office/word/2010/wordprocessingShape" mc:Ignorable="w14 w15 w16se w16cid w16 w16cex w16sdtdh w16du wp14">
   <w:p>
     <w:pPr>
       <w:pStyle w:val="Heading1"/>
@@ -3655,7 +3754,7 @@
 </file>
 
 <file path=word/numbering.xml><?xml version="1.0" encoding="utf-8"?>
-<w:numbering xmlns:wpc="http://schemas.microsoft.com/office/word/2010/wordprocessingCanvas" xmlns:cx="http://schemas.microsoft.com/office/drawing/2014/chartex" xmlns:cx1="http://schemas.microsoft.com/office/drawing/2015/9/8/chartex" xmlns:cx2="http://schemas.microsoft.com/office/drawing/2015/10/21/chartex" xmlns:cx3="http://schemas.microsoft.com/office/drawing/2016/5/9/chartex" xmlns:cx4="http://schemas.microsoft.com/office/drawing/2016/5/10/chartex" xmlns:cx5="http://schemas.microsoft.com/office/drawing/2016/5/11/chartex" xmlns:cx6="http://schemas.microsoft.com/office/drawing/2016/5/12/chartex" xmlns:cx7="http://schemas.microsoft.com/office/drawing/2016/5/13/chartex" xmlns:cx8="http://schemas.microsoft.com/office/drawing/2016/5/14/chartex" xmlns:mc="http://schemas.openxmlformats.org/markup-compatibility/2006" xmlns:aink="http://schemas.microsoft.com/office/drawing/2016/ink" xmlns:am3d="http://schemas.microsoft.com/office/drawing/2017/model3d" xmlns:o="urn:schemas-microsoft-com:office:office" xmlns:oel="http://schemas.microsoft.com/office/2019/extlst" xmlns:r="http://schemas.openxmlformats.org/officeDocument/2006/relationships" xmlns:m="http://schemas.openxmlformats.org/officeDocument/2006/math" xmlns:v="urn:schemas-microsoft-com:vml" xmlns:wp14="http://schemas.microsoft.com/office/word/2010/wordprocessingDrawing" xmlns:wp="http://schemas.openxmlformats.org/drawingml/2006/wordprocessingDrawing" xmlns:w10="urn:schemas-microsoft-com:office:word" xmlns:w="http://schemas.openxmlformats.org/wordprocessingml/2006/main" xmlns:w14="http://schemas.microsoft.com/office/word/2010/wordml" xmlns:w15="http://schemas.microsoft.com/office/word/2012/wordml" xmlns:w16cex="http://schemas.microsoft.com/office/word/2018/wordml/cex" xmlns:w16cid="http://schemas.microsoft.com/office/word/2016/wordml/cid" xmlns:w16="http://schemas.microsoft.com/office/word/2018/wordml" xmlns:w16sdtdh="http://schemas.microsoft.com/office/word/2020/wordml/sdtdatahash" xmlns:w16se="http://schemas.microsoft.com/office/word/2015/wordml/symex" xmlns:wpg="http://schemas.microsoft.com/office/word/2010/wordprocessingGroup" xmlns:wpi="http://schemas.microsoft.com/office/word/2010/wordprocessingInk" xmlns:wne="http://schemas.microsoft.com/office/word/2006/wordml" xmlns:wps="http://schemas.microsoft.com/office/word/2010/wordprocessingShape" mc:Ignorable="w14 w15 w16se w16cid w16 w16cex w16sdtdh wp14">
+<w:numbering xmlns:wpc="http://schemas.microsoft.com/office/word/2010/wordprocessingCanvas" xmlns:cx="http://schemas.microsoft.com/office/drawing/2014/chartex" xmlns:cx1="http://schemas.microsoft.com/office/drawing/2015/9/8/chartex" xmlns:cx2="http://schemas.microsoft.com/office/drawing/2015/10/21/chartex" xmlns:cx3="http://schemas.microsoft.com/office/drawing/2016/5/9/chartex" xmlns:cx4="http://schemas.microsoft.com/office/drawing/2016/5/10/chartex" xmlns:cx5="http://schemas.microsoft.com/office/drawing/2016/5/11/chartex" xmlns:cx6="http://schemas.microsoft.com/office/drawing/2016/5/12/chartex" xmlns:cx7="http://schemas.microsoft.com/office/drawing/2016/5/13/chartex" xmlns:cx8="http://schemas.microsoft.com/office/drawing/2016/5/14/chartex" xmlns:mc="http://schemas.openxmlformats.org/markup-compatibility/2006" xmlns:aink="http://schemas.microsoft.com/office/drawing/2016/ink" xmlns:am3d="http://schemas.microsoft.com/office/drawing/2017/model3d" xmlns:o="urn:schemas-microsoft-com:office:office" xmlns:oel="http://schemas.microsoft.com/office/2019/extlst" xmlns:r="http://schemas.openxmlformats.org/officeDocument/2006/relationships" xmlns:m="http://schemas.openxmlformats.org/officeDocument/2006/math" xmlns:v="urn:schemas-microsoft-com:vml" xmlns:wp14="http://schemas.microsoft.com/office/word/2010/wordprocessingDrawing" xmlns:wp="http://schemas.openxmlformats.org/drawingml/2006/wordprocessingDrawing" xmlns:w10="urn:schemas-microsoft-com:office:word" xmlns:w="http://schemas.openxmlformats.org/wordprocessingml/2006/main" xmlns:w14="http://schemas.microsoft.com/office/word/2010/wordml" xmlns:w15="http://schemas.microsoft.com/office/word/2012/wordml" xmlns:w16cex="http://schemas.microsoft.com/office/word/2018/wordml/cex" xmlns:w16cid="http://schemas.microsoft.com/office/word/2016/wordml/cid" xmlns:w16="http://schemas.microsoft.com/office/word/2018/wordml" xmlns:w16du="http://schemas.microsoft.com/office/word/2023/wordml/word16du" xmlns:w16sdtdh="http://schemas.microsoft.com/office/word/2020/wordml/sdtdatahash" xmlns:w16se="http://schemas.microsoft.com/office/word/2015/wordml/symex" xmlns:wpg="http://schemas.microsoft.com/office/word/2010/wordprocessingGroup" xmlns:wpi="http://schemas.microsoft.com/office/word/2010/wordprocessingInk" xmlns:wne="http://schemas.microsoft.com/office/word/2006/wordml" xmlns:wps="http://schemas.microsoft.com/office/word/2010/wordprocessingShape" mc:Ignorable="w14 w15 w16se w16cid w16 w16cex w16sdtdh w16du wp14">
   <w:abstractNum w:abstractNumId="0" w15:restartNumberingAfterBreak="0">
     <w:nsid w:val="04B07835"/>
     <w:multiLevelType w:val="hybridMultilevel"/>
@@ -7135,7 +7234,7 @@
 </file>
 
 <file path=word/styles.xml><?xml version="1.0" encoding="utf-8"?>
-<w:styles xmlns:mc="http://schemas.openxmlformats.org/markup-compatibility/2006" xmlns:r="http://schemas.openxmlformats.org/officeDocument/2006/relationships" xmlns:w="http://schemas.openxmlformats.org/wordprocessingml/2006/main" xmlns:w14="http://schemas.microsoft.com/office/word/2010/wordml" xmlns:w15="http://schemas.microsoft.com/office/word/2012/wordml" xmlns:w16cex="http://schemas.microsoft.com/office/word/2018/wordml/cex" xmlns:w16cid="http://schemas.microsoft.com/office/word/2016/wordml/cid" xmlns:w16="http://schemas.microsoft.com/office/word/2018/wordml" xmlns:w16sdtdh="http://schemas.microsoft.com/office/word/2020/wordml/sdtdatahash" xmlns:w16se="http://schemas.microsoft.com/office/word/2015/wordml/symex" mc:Ignorable="w14 w15 w16se w16cid w16 w16cex w16sdtdh">
+<w:styles xmlns:mc="http://schemas.openxmlformats.org/markup-compatibility/2006" xmlns:r="http://schemas.openxmlformats.org/officeDocument/2006/relationships" xmlns:w="http://schemas.openxmlformats.org/wordprocessingml/2006/main" xmlns:w14="http://schemas.microsoft.com/office/word/2010/wordml" xmlns:w15="http://schemas.microsoft.com/office/word/2012/wordml" xmlns:w16cex="http://schemas.microsoft.com/office/word/2018/wordml/cex" xmlns:w16cid="http://schemas.microsoft.com/office/word/2016/wordml/cid" xmlns:w16="http://schemas.microsoft.com/office/word/2018/wordml" xmlns:w16du="http://schemas.microsoft.com/office/word/2023/wordml/word16du" xmlns:w16sdtdh="http://schemas.microsoft.com/office/word/2020/wordml/sdtdatahash" xmlns:w16se="http://schemas.microsoft.com/office/word/2015/wordml/symex" mc:Ignorable="w14 w15 w16se w16cid w16 w16cex w16sdtdh w16du">
   <w:docDefaults>
     <w:rPrDefault>
       <w:rPr>

--- a/sp3t/w13/P03.piRoverKeyboard.docx
+++ b/sp3t/w13/P03.piRoverKeyboard.docx
@@ -104,13 +104,8 @@
       </w:r>
     </w:p>
     <w:p>
-      <w:proofErr w:type="gramStart"/>
-      <w:r>
-        <w:t>You’ll</w:t>
-      </w:r>
-      <w:proofErr w:type="gramEnd"/>
-      <w:r>
-        <w:t xml:space="preserve"> use the key definition</w:t>
+      <w:r>
+        <w:t>You’ll use the key definition</w:t>
       </w:r>
       <w:r>
         <w:t>s</w:t>
@@ -2378,6 +2373,9 @@
         <w:jc w:val="center"/>
       </w:pPr>
       <w:r>
+        <w:rPr>
+          <w:noProof/>
+        </w:rPr>
         <w:drawing>
           <wp:inline distT="0" distB="0" distL="0" distR="0" wp14:anchorId="5EDB1C64" wp14:editId="18BB79DD">
             <wp:extent cx="3657600" cy="2944368"/>
@@ -2567,6 +2565,9 @@
         <w:jc w:val="center"/>
       </w:pPr>
       <w:r>
+        <w:rPr>
+          <w:noProof/>
+        </w:rPr>
         <w:drawing>
           <wp:inline distT="0" distB="0" distL="0" distR="0" wp14:anchorId="04DF5F54" wp14:editId="7F8B2947">
             <wp:extent cx="3657600" cy="6089904"/>
@@ -2746,6 +2747,9 @@
         <w:jc w:val="center"/>
       </w:pPr>
       <w:r>
+        <w:rPr>
+          <w:noProof/>
+        </w:rPr>
         <w:drawing>
           <wp:inline distT="0" distB="0" distL="0" distR="0" wp14:anchorId="2B40866F" wp14:editId="52909992">
             <wp:extent cx="4114800" cy="3182112"/>
@@ -3092,21 +3096,11 @@
         <w:t>100</w:t>
       </w:r>
       <w:r>
-        <w:t xml:space="preserve"> where </w:t>
-      </w:r>
-      <w:proofErr w:type="gramStart"/>
-      <w:r>
-        <w:t>0</w:t>
-      </w:r>
-      <w:proofErr w:type="gramEnd"/>
-      <w:r>
-        <w:t xml:space="preserve"> is off and </w:t>
-      </w:r>
-      <w:proofErr w:type="gramStart"/>
+        <w:t xml:space="preserve"> where 0 is off and </w:t>
+      </w:r>
       <w:r>
         <w:t>100</w:t>
       </w:r>
-      <w:proofErr w:type="gramEnd"/>
       <w:r>
         <w:t xml:space="preserve"> is fully on.</w:t>
       </w:r>
@@ -3121,6 +3115,9 @@
         <w:jc w:val="center"/>
       </w:pPr>
       <w:r>
+        <w:rPr>
+          <w:noProof/>
+        </w:rPr>
         <w:lastRenderedPageBreak/>
         <w:drawing>
           <wp:inline distT="0" distB="0" distL="0" distR="0" wp14:anchorId="273356EF" wp14:editId="17088CC0">
@@ -3365,6 +3362,8 @@
       </w:pPr>
       <w:r>
         <w:rPr>
+          <w:b/>
+          <w:bCs/>
           <w:u w:val="single"/>
         </w:rPr>
         <w:t>Double-check your zip file</w:t>
